--- a/plugins/resume-forge/assets/SoftwareEngineer_AlexMoreno.docx
+++ b/plugins/resume-forge/assets/SoftwareEngineer_AlexMoreno.docx
@@ -1163,19 +1163,15 @@
         <w:ind w:left="-360" w:right="-360" w:firstLine="0"/>
         <w:jc w:val="left"/>
         <w:rPr>
-          <w:i w:val="1"/>
-          <w:iCs w:val="1"/>
-          <w:sz w:val="22"/>
-          <w:szCs w:val="22"/>
-        </w:rPr>
-      </w:pPr>
-      <w:r>
-        <w:rPr>
-          <w:rFonts w:ascii="Calibri" w:cs="Calibri" w:eastAsia="Calibri" w:hAnsi="Calibri"/>
-          <w:b w:val="0"/>
-          <w:bCs w:val="0"/>
-          <w:i w:val="1"/>
-          <w:iCs w:val="1"/>
+          <w:sz w:val="22"/>
+          <w:szCs w:val="22"/>
+        </w:rPr>
+      </w:pPr>
+      <w:r>
+        <w:rPr>
+          <w:rFonts w:ascii="Calibri" w:cs="Calibri" w:eastAsia="Calibri" w:hAnsi="Calibri"/>
+          <w:b w:val="0"/>
+          <w:bCs w:val="0"/>
           <w:color w:val="000000"/>
           <w:sz w:val="22"/>
           <w:szCs w:val="22"/>
@@ -1275,20 +1271,16 @@
           <w:rFonts w:ascii="Calibri" w:cs="Calibri" w:eastAsia="Calibri" w:hAnsi="Calibri"/>
           <w:b w:val="0"/>
           <w:bCs w:val="0"/>
-          <w:i w:val="1"/>
-          <w:iCs w:val="1"/>
-          <w:color w:val="000000"/>
-          <w:sz w:val="22"/>
-          <w:szCs w:val="22"/>
-        </w:rPr>
-      </w:pPr>
-      <w:r>
-        <w:rPr>
-          <w:rFonts w:ascii="Calibri" w:cs="Calibri" w:eastAsia="Calibri" w:hAnsi="Calibri"/>
-          <w:b w:val="0"/>
-          <w:bCs w:val="0"/>
-          <w:i w:val="1"/>
-          <w:iCs w:val="1"/>
+          <w:color w:val="000000"/>
+          <w:sz w:val="22"/>
+          <w:szCs w:val="22"/>
+        </w:rPr>
+      </w:pPr>
+      <w:r>
+        <w:rPr>
+          <w:rFonts w:ascii="Calibri" w:cs="Calibri" w:eastAsia="Calibri" w:hAnsi="Calibri"/>
+          <w:b w:val="0"/>
+          <w:bCs w:val="0"/>
           <w:color w:val="000000"/>
           <w:sz w:val="22"/>
           <w:szCs w:val="22"/>
